--- a/fra/docx/015.content.docx
+++ b/fra/docx/015.content.docx
@@ -20054,6 +20054,266 @@
           <w:lang w:val="fr_FR" w:bidi="fr_FR"/>
         </w:rPr>
         <w:t>Jérusalem</w:t>
+      </w:r>
+      <w:r>
+        <w:rPr>
+          <w:lang w:val="fr_FR" w:bidi="fr_FR"/>
+        </w:rPr>
+        <w:t>.</w:t>
+      </w:r>
+      <w:r>
+        <w:rPr>
+          <w:lang w:val="fr_FR" w:bidi="fr_FR"/>
+        </w:rPr>
+      </w:r>
+      <w:r>
+        <w:rPr>
+          <w:lang w:val="fr_FR" w:bidi="fr_FR"/>
+        </w:rPr>
+      </w:r>
+    </w:p>
+    <w:p>
+      <w:pPr/>
+      <w:r>
+        <w:rPr>
+          <w:lang w:val="fr_FR" w:bidi="fr_FR"/>
+        </w:rPr>
+      </w:r>
+    </w:p>
+    <w:p>
+      <w:pPr>
+        <w:pStyle w:val="Heading2"/>
+      </w:pPr>
+      <w:r>
+        <w:rPr>
+          <w:lang w:val="fr_FR" w:bidi="fr_FR"/>
+        </w:rPr>
+        <w:t>Orion</w:t>
+      </w:r>
+      <w:r>
+        <w:rPr>
+          <w:lang w:val="fr_FR" w:bidi="fr_FR"/>
+        </w:rPr>
+      </w:r>
+    </w:p>
+    <w:p>
+      <w:pPr/>
+      <w:r>
+        <w:rPr>
+          <w:lang w:val="fr_FR" w:bidi="fr_FR"/>
+        </w:rPr>
+      </w:r>
+      <w:r>
+        <w:rPr>
+          <w:lang w:val="fr_FR" w:bidi="fr_FR"/>
+        </w:rPr>
+        <w:t xml:space="preserve">Nom donné par les Grecs à une constellation que la mythologie grecque croit représenter un chasseur géant qui porte une ceinture. Le nom grec de cette constellation apparaît dans le texte de la Septante, l'ancienne traduction grecque de l'Ancien Testament. </w:t>
+      </w:r>
+    </w:p>
+    <w:p>
+      <w:pPr/>
+      <w:r>
+        <w:rPr>
+          <w:lang w:val="fr_FR" w:bidi="fr_FR"/>
+        </w:rPr>
+      </w:r>
+      <w:r>
+        <w:rPr>
+          <w:lang w:val="fr_FR" w:bidi="fr_FR"/>
+        </w:rPr>
+        <w:t xml:space="preserve">Diverses légendes existaient au sujet de ce chasseur. Selon les légendes de Grèce, il aurait été exilé dans le ciel pour s’être vanté de façon insensée. Dans certains pays du Proche-Orient ancien, la constellation représentait un berger ou encore un ancêtre du peuple. </w:t>
+      </w:r>
+    </w:p>
+    <w:p>
+      <w:pPr/>
+      <w:r>
+        <w:rPr>
+          <w:lang w:val="fr_FR" w:bidi="fr_FR"/>
+        </w:rPr>
+      </w:r>
+      <w:r>
+        <w:rPr>
+          <w:lang w:val="fr_FR" w:bidi="fr_FR"/>
+        </w:rPr>
+        <w:t xml:space="preserve">L'Ancien Testament utilise un mot hébreu pour désigner ce qui semble être la constellation appelée Orion en grec. On trouve donc la traduction « Orion » dans un certain nombres de versions françaises. </w:t>
+      </w:r>
+      <w:r>
+        <w:rPr>
+          <w:lang w:val="fr_FR" w:bidi="fr_FR"/>
+        </w:rPr>
+        <w:t>Job 9.9</w:t>
+      </w:r>
+      <w:r>
+        <w:rPr>
+          <w:lang w:val="fr_FR" w:bidi="fr_FR"/>
+        </w:rPr>
+        <w:t xml:space="preserve"> mentionne la création de l'Orion parmi les grandes œuvres qui montrent la puissance et la sagesse de Dieu (voir aussi </w:t>
+      </w:r>
+      <w:r>
+        <w:rPr>
+          <w:lang w:val="fr_FR" w:bidi="fr_FR"/>
+        </w:rPr>
+        <w:t>Am 5.8</w:t>
+      </w:r>
+      <w:r>
+        <w:rPr>
+          <w:lang w:val="fr_FR" w:bidi="fr_FR"/>
+        </w:rPr>
+        <w:t xml:space="preserve">). </w:t>
+      </w:r>
+    </w:p>
+    <w:p>
+      <w:pPr/>
+      <w:r>
+        <w:rPr>
+          <w:lang w:val="fr_FR" w:bidi="fr_FR"/>
+        </w:rPr>
+      </w:r>
+      <w:r>
+        <w:rPr>
+          <w:lang w:val="fr_FR" w:bidi="fr_FR"/>
+        </w:rPr>
+        <w:t xml:space="preserve">Le mot hébreu de l'Ancien Testament qui désigne l'Orion s'écrit de la même façon que celui qui signifie « insensé ». Certains érudits pensent qu'il pourrait y avoir une très ancienne association au mythe du chasseur insensé des Grecs. </w:t>
+      </w:r>
+    </w:p>
+    <w:p>
+      <w:pPr/>
+      <w:r>
+        <w:rPr>
+          <w:lang w:val="fr_FR" w:bidi="fr_FR"/>
+        </w:rPr>
+      </w:r>
+      <w:r>
+        <w:rPr>
+          <w:lang w:val="fr_FR" w:bidi="fr_FR"/>
+        </w:rPr>
+        <w:t xml:space="preserve">Puisque Dieu met Job au défi de détacher « les cordages de l'Orion » dans </w:t>
+      </w:r>
+      <w:r>
+        <w:rPr>
+          <w:lang w:val="fr_FR" w:bidi="fr_FR"/>
+        </w:rPr>
+        <w:t>Job 38.31–32</w:t>
+      </w:r>
+      <w:r>
+        <w:rPr>
+          <w:lang w:val="fr_FR" w:bidi="fr_FR"/>
+        </w:rPr>
+        <w:t>, certains pensent que ce personnage mythologique sémitique était peut-être attaché. Toutefois, la question est une façon poétique de demander à Job s'il est capable de faire changer les saisons. En effet, l'apparition des Pléiades dans le ciel annonce le printemps, tandis que celle de l’Orion annonce l’hiver dans cette région-là. Dieu affirme donc ainsi à Job que lui seul a le pouvoir et la sagesse de contrôler la nature ainsi.</w:t>
+      </w:r>
+    </w:p>
+    <w:p>
+      <w:pPr/>
+      <w:r>
+        <w:rPr>
+          <w:lang w:val="fr_FR" w:bidi="fr_FR"/>
+        </w:rPr>
+      </w:r>
+      <w:r>
+        <w:rPr>
+          <w:i/>
+          <w:lang w:val="fr_FR" w:bidi="fr_FR"/>
+        </w:rPr>
+        <w:t>Voir aussi</w:t>
+      </w:r>
+      <w:r>
+        <w:rPr>
+          <w:lang w:val="fr_FR" w:bidi="fr_FR"/>
+        </w:rPr>
+        <w:t xml:space="preserve"> </w:t>
+      </w:r>
+      <w:r>
+        <w:rPr>
+          <w:lang w:val="fr_FR" w:bidi="fr_FR"/>
+        </w:rPr>
+        <w:t>Pléiades</w:t>
+      </w:r>
+      <w:r>
+        <w:rPr>
+          <w:lang w:val="fr_FR" w:bidi="fr_FR"/>
+        </w:rPr>
+        <w:t>.</w:t>
+      </w:r>
+      <w:r>
+        <w:rPr>
+          <w:lang w:val="fr_FR" w:bidi="fr_FR"/>
+        </w:rPr>
+      </w:r>
+      <w:r>
+        <w:rPr>
+          <w:lang w:val="fr_FR" w:bidi="fr_FR"/>
+        </w:rPr>
+      </w:r>
+    </w:p>
+    <w:p>
+      <w:pPr/>
+      <w:r>
+        <w:rPr>
+          <w:lang w:val="fr_FR" w:bidi="fr_FR"/>
+        </w:rPr>
+      </w:r>
+    </w:p>
+    <w:p>
+      <w:pPr>
+        <w:pStyle w:val="Heading2"/>
+      </w:pPr>
+      <w:r>
+        <w:rPr>
+          <w:lang w:val="fr_FR" w:bidi="fr_FR"/>
+        </w:rPr>
+        <w:t>orme</w:t>
+      </w:r>
+      <w:r>
+        <w:rPr>
+          <w:lang w:val="fr_FR" w:bidi="fr_FR"/>
+        </w:rPr>
+      </w:r>
+    </w:p>
+    <w:p>
+      <w:pPr/>
+      <w:r>
+        <w:rPr>
+          <w:lang w:val="fr_FR" w:bidi="fr_FR"/>
+        </w:rPr>
+      </w:r>
+      <w:r>
+        <w:rPr>
+          <w:lang w:val="fr_FR" w:bidi="fr_FR"/>
+        </w:rPr>
+        <w:t>Traduction dans la version Ostervald du mot hébreu généralement traduit par « térébinthe » dans les versions françaises (</w:t>
+      </w:r>
+      <w:r>
+        <w:rPr>
+          <w:lang w:val="fr_FR" w:bidi="fr_FR"/>
+        </w:rPr>
+        <w:t>Os 4.13).</w:t>
+      </w:r>
+    </w:p>
+    <w:p>
+      <w:pPr/>
+      <w:r>
+        <w:rPr>
+          <w:lang w:val="fr_FR" w:bidi="fr_FR"/>
+        </w:rPr>
+      </w:r>
+      <w:r>
+        <w:rPr>
+          <w:i/>
+          <w:lang w:val="fr_FR" w:bidi="fr_FR"/>
+        </w:rPr>
+        <w:t>Voir</w:t>
+      </w:r>
+      <w:r>
+        <w:rPr>
+          <w:lang w:val="fr_FR" w:bidi="fr_FR"/>
+        </w:rPr>
+        <w:t xml:space="preserve"> </w:t>
+      </w:r>
+      <w:r>
+        <w:rPr>
+          <w:lang w:val="fr_FR" w:bidi="fr_FR"/>
+        </w:rPr>
+        <w:t>térébinthe</w:t>
       </w:r>
       <w:r>
         <w:rPr>

--- a/fra/docx/015.content.docx
+++ b/fra/docx/015.content.docx
@@ -27004,7 +27004,7 @@
         <w:rPr>
           <w:lang w:val="fr_FR" w:bidi="fr_FR"/>
         </w:rPr>
-        <w:t>2Ch 27.5–8</w:t>
+        <w:t>2Ch 26.5–8</w:t>
       </w:r>
       <w:r>
         <w:rPr>

--- a/fra/docx/015.content.docx
+++ b/fra/docx/015.content.docx
@@ -7056,13 +7056,13 @@
         <w:rPr>
           <w:lang w:val="fr_FR" w:bidi="fr_FR"/>
         </w:rPr>
-        <w:t>Expiation</w:t>
-      </w:r>
-      <w:r>
-        <w:rPr>
-          <w:lang w:val="fr_FR" w:bidi="fr_FR"/>
-        </w:rPr>
-        <w:t xml:space="preserve"> ; </w:t>
+        <w:t xml:space="preserve">Expiation </w:t>
+      </w:r>
+      <w:r>
+        <w:rPr>
+          <w:lang w:val="fr_FR" w:bidi="fr_FR"/>
+        </w:rPr>
+        <w:t xml:space="preserve">; </w:t>
       </w:r>
       <w:r>
         <w:rPr>
